--- a/courseware/LP-Codex Masterclass (C989).docx
+++ b/courseware/LP-Codex Masterclass (C989).docx
@@ -320,7 +320,7 @@
           </w:tcPr>
           <w:p>
             <w:r>
-              <w:t>First release of the one-day Codex Masterclass: Topics 1–3 and Labs 2–11 of the Cook &amp; Bake Academy build, 9:30am – 5:30pm.</w:t>
+              <w:t>First release of the one-day Codex Masterclass: Topics 1–3 and Labs 1–10 of the Cook &amp; Bake Academy build, 9:30am – 5:30pm.</w:t>
             </w:r>
             <w:r>
               <w:rPr>
@@ -490,7 +490,7 @@
           <w:b w:val="0"/>
           <w:sz w:val="19"/>
         </w:rPr>
-        <w:t>Lab 2 — Plan and Build the Site with /plan · Slides 26–29</w:t>
+        <w:t>Lab 1 — Plan and Build the Site with /plan · Slides 26–29</w:t>
         <w:tab/>
         <w:t>6</w:t>
       </w:r>
@@ -508,7 +508,7 @@
           <w:b w:val="0"/>
           <w:sz w:val="19"/>
         </w:rPr>
-        <w:t>Lab 3 — Project Rules and a Sign-up Form for Every Course · Slides 33–36</w:t>
+        <w:t>Lab 2 — Project Rules and a Sign-up Form for Every Course · Slides 33–36</w:t>
         <w:tab/>
         <w:t>6</w:t>
       </w:r>
@@ -526,7 +526,7 @@
           <w:b w:val="0"/>
           <w:sz w:val="19"/>
         </w:rPr>
-        <w:t>Lab 4 — Publish the Site: GitHub Pages and Sites · Slides 38–42</w:t>
+        <w:t>Lab 3 — Publish the Site: GitHub Pages and Sites · Slides 38–42</w:t>
         <w:tab/>
         <w:t>6</w:t>
       </w:r>
@@ -562,7 +562,7 @@
           <w:b w:val="0"/>
           <w:sz w:val="19"/>
         </w:rPr>
-        <w:t>Lab 5 — Turn the Brochures into a SQLite Knowledge Base · Slides 51–54</w:t>
+        <w:t>Lab 4 — Turn the Brochures into a SQLite Knowledge Base · Slides 51–54</w:t>
         <w:tab/>
         <w:t>7</w:t>
       </w:r>
@@ -580,7 +580,7 @@
           <w:b w:val="0"/>
           <w:sz w:val="19"/>
         </w:rPr>
-        <w:t>Lab 6 — Build the Course Assistant and Drive It with /goal · Slides 56–60</w:t>
+        <w:t>Lab 5 — Build the Course Assistant and Drive It with /goal · Slides 56–60</w:t>
         <w:tab/>
         <w:t>7</w:t>
       </w:r>
@@ -598,7 +598,7 @@
           <w:b w:val="0"/>
           <w:sz w:val="19"/>
         </w:rPr>
-        <w:t>Lab 7 — Add ChatGPT Mode, Then Try to Break It · Slides 64–67</w:t>
+        <w:t>Lab 6 — Add ChatGPT Mode, Then Try to Break It · Slides 64–67</w:t>
         <w:tab/>
         <w:t>7</w:t>
       </w:r>
@@ -616,7 +616,7 @@
           <w:b w:val="0"/>
           <w:sz w:val="19"/>
         </w:rPr>
-        <w:t>Lab 8 — QA the Whole Site with @Computer Use · Slides 69–72</w:t>
+        <w:t>Lab 7 — QA the Whole Site with @Computer Use · Slides 69–72</w:t>
         <w:tab/>
         <w:t>7</w:t>
       </w:r>
@@ -652,7 +652,7 @@
           <w:b w:val="0"/>
           <w:sz w:val="19"/>
         </w:rPr>
-        <w:t>Lab 9 — Install Community Skills from skills.sh · Slides 80–85</w:t>
+        <w:t>Lab 8 — Install Community Skills from skills.sh · Slides 80–85</w:t>
         <w:tab/>
         <w:t>8</w:t>
       </w:r>
@@ -670,7 +670,7 @@
           <w:b w:val="0"/>
           <w:sz w:val="19"/>
         </w:rPr>
-        <w:t>Lab 10 — Create Custom Codex Skills · Slides 88–93</w:t>
+        <w:t>Lab 9 — Create Custom Codex Skills · Slides 88–93</w:t>
         <w:tab/>
         <w:t>8</w:t>
       </w:r>
@@ -688,7 +688,7 @@
           <w:b w:val="0"/>
           <w:sz w:val="19"/>
         </w:rPr>
-        <w:t>Lab 11 — A Workshop Popup and a Hook That Checks Every Edit · Slides 98–102</w:t>
+        <w:t>Lab 10 — A Workshop Popup and a Hook That Checks Every Edit · Slides 98–102</w:t>
         <w:tab/>
         <w:t>8</w:t>
       </w:r>
@@ -731,7 +731,7 @@
     </w:p>
     <w:p>
       <w:r>
-        <w:t>Course code C989 · 1 day · 7.5 instructional hours (9:30am – 5:30pm) · 106-slide deck v1.0 · 10 labs (Labs 2–11), each in its own folder.</w:t>
+        <w:t>Course code C989 · 1 day · 7.5 instructional hours (9:30am – 5:30pm) · 106-slide deck v1.0 · 10 labs (Labs 1–10), each in its own folder.</w:t>
       </w:r>
     </w:p>
     <w:p>
@@ -1206,7 +1206,7 @@
           </w:tcPr>
           <w:p>
             <w:r>
-              <w:t>Lab 2 — Plan and build the site with /plan</w:t>
+              <w:t>Lab 1 — Plan and build the site with /plan</w:t>
             </w:r>
             <w:r>
               <w:rPr>
@@ -1360,7 +1360,7 @@
           </w:tcPr>
           <w:p>
             <w:r>
-              <w:t>Lab 3 — Project rules and a sign-up form for every course</w:t>
+              <w:t>Lab 2 — Project rules and a sign-up form for every course</w:t>
             </w:r>
             <w:r>
               <w:rPr>
@@ -1514,7 +1514,7 @@
           </w:tcPr>
           <w:p>
             <w:r>
-              <w:t>Lab 4 — Publish the site: GitHub Pages and Sites</w:t>
+              <w:t>Lab 3 — Publish the site: GitHub Pages and Sites</w:t>
             </w:r>
             <w:r>
               <w:rPr>
@@ -1822,7 +1822,7 @@
           </w:tcPr>
           <w:p>
             <w:r>
-              <w:t>Lab 5 — Turn the brochures into a SQLite knowledge base</w:t>
+              <w:t>Lab 4 — Turn the brochures into a SQLite knowledge base</w:t>
             </w:r>
             <w:r>
               <w:rPr>
@@ -1976,7 +1976,7 @@
           </w:tcPr>
           <w:p>
             <w:r>
-              <w:t>Lab 6 — Build the course assistant and drive it with /goal</w:t>
+              <w:t>Lab 5 — Build the course assistant and drive it with /goal</w:t>
             </w:r>
             <w:r>
               <w:rPr>
@@ -2130,7 +2130,7 @@
           </w:tcPr>
           <w:p>
             <w:r>
-              <w:t>Lab 7 — Add ChatGPT mode, then try to break it</w:t>
+              <w:t>Lab 6 — Add ChatGPT mode, then try to break it</w:t>
             </w:r>
             <w:r>
               <w:rPr>
@@ -2284,7 +2284,7 @@
           </w:tcPr>
           <w:p>
             <w:r>
-              <w:t>Lab 8 — QA the whole site with @Computer Use</w:t>
+              <w:t>Lab 7 — QA the whole site with @Computer Use</w:t>
             </w:r>
             <w:r>
               <w:rPr>
@@ -2515,7 +2515,7 @@
           </w:tcPr>
           <w:p>
             <w:r>
-              <w:t>Lab 9 — Install community skills from skills.sh</w:t>
+              <w:t>Lab 8 — Install community skills from skills.sh</w:t>
             </w:r>
             <w:r>
               <w:rPr>
@@ -2669,7 +2669,7 @@
           </w:tcPr>
           <w:p>
             <w:r>
-              <w:t>Lab 10 — Create custom Codex skills</w:t>
+              <w:t>Lab 9 — Create custom Codex skills</w:t>
             </w:r>
             <w:r>
               <w:rPr>
@@ -2823,7 +2823,7 @@
           </w:tcPr>
           <w:p>
             <w:r>
-              <w:t>Lab 11 — A workshop popup and a hook that checks every edit</w:t>
+              <w:t>Lab 10 — A workshop popup and a hook that checks every edit</w:t>
             </w:r>
             <w:r>
               <w:rPr>
@@ -3008,7 +3008,7 @@
         <w:pStyle w:val="Heading3"/>
       </w:pPr>
       <w:r>
-        <w:t>Lab 2 — Plan and Build the Site with /plan · Slides 26–29</w:t>
+        <w:t>Lab 1 — Plan and Build the Site with /plan · Slides 26–29</w:t>
       </w:r>
     </w:p>
     <w:p>
@@ -3109,7 +3109,7 @@
         <w:rPr>
           <w:b w:val="0"/>
         </w:rPr>
-        <w:t xml:space="preserve"> labs/lab-02-plan-and-build-the-site/</w:t>
+        <w:t xml:space="preserve"> labs/lab-01-plan-and-build-the-site/</w:t>
       </w:r>
     </w:p>
     <w:p>
@@ -3117,7 +3117,7 @@
         <w:pStyle w:val="Heading3"/>
       </w:pPr>
       <w:r>
-        <w:t>Lab 3 — Project Rules and a Sign-up Form for Every Course · Slides 33–36</w:t>
+        <w:t>Lab 2 — Project Rules and a Sign-up Form for Every Course · Slides 33–36</w:t>
       </w:r>
     </w:p>
     <w:p>
@@ -3218,7 +3218,7 @@
         <w:rPr>
           <w:b w:val="0"/>
         </w:rPr>
-        <w:t xml:space="preserve"> labs/lab-03-rules-and-signup-forms/</w:t>
+        <w:t xml:space="preserve"> labs/lab-02-rules-and-signup-forms/</w:t>
       </w:r>
     </w:p>
     <w:p>
@@ -3226,7 +3226,7 @@
         <w:pStyle w:val="Heading3"/>
       </w:pPr>
       <w:r>
-        <w:t>Lab 4 — Publish the Site: GitHub Pages and Sites · Slides 38–42</w:t>
+        <w:t>Lab 3 — Publish the Site: GitHub Pages and Sites · Slides 38–42</w:t>
       </w:r>
     </w:p>
     <w:p>
@@ -3327,7 +3327,7 @@
         <w:rPr>
           <w:b w:val="0"/>
         </w:rPr>
-        <w:t xml:space="preserve"> labs/lab-04-publish-the-site/</w:t>
+        <w:t xml:space="preserve"> labs/lab-03-publish-the-site/</w:t>
       </w:r>
     </w:p>
     <w:p>
@@ -3387,7 +3387,7 @@
         <w:pStyle w:val="Heading3"/>
       </w:pPr>
       <w:r>
-        <w:t>Lab 5 — Turn the Brochures into a SQLite Knowledge Base · Slides 51–54</w:t>
+        <w:t>Lab 4 — Turn the Brochures into a SQLite Knowledge Base · Slides 51–54</w:t>
       </w:r>
     </w:p>
     <w:p>
@@ -3488,7 +3488,7 @@
         <w:rPr>
           <w:b w:val="0"/>
         </w:rPr>
-        <w:t xml:space="preserve"> labs/lab-05-sqlite-knowledge-base/</w:t>
+        <w:t xml:space="preserve"> labs/lab-04-sqlite-knowledge-base/</w:t>
       </w:r>
     </w:p>
     <w:p>
@@ -3496,7 +3496,7 @@
         <w:pStyle w:val="Heading3"/>
       </w:pPr>
       <w:r>
-        <w:t>Lab 6 — Build the Course Assistant and Drive It with /goal · Slides 56–60</w:t>
+        <w:t>Lab 5 — Build the Course Assistant and Drive It with /goal · Slides 56–60</w:t>
       </w:r>
     </w:p>
     <w:p>
@@ -3597,7 +3597,7 @@
         <w:rPr>
           <w:b w:val="0"/>
         </w:rPr>
-        <w:t xml:space="preserve"> labs/lab-06-course-assistant-and-goal/</w:t>
+        <w:t xml:space="preserve"> labs/lab-05-course-assistant-and-goal/</w:t>
       </w:r>
     </w:p>
     <w:p>
@@ -3605,7 +3605,7 @@
         <w:pStyle w:val="Heading3"/>
       </w:pPr>
       <w:r>
-        <w:t>Lab 7 — Add ChatGPT Mode, Then Try to Break It · Slides 64–67</w:t>
+        <w:t>Lab 6 — Add ChatGPT Mode, Then Try to Break It · Slides 64–67</w:t>
       </w:r>
     </w:p>
     <w:p>
@@ -3706,7 +3706,7 @@
         <w:rPr>
           <w:b w:val="0"/>
         </w:rPr>
-        <w:t xml:space="preserve"> labs/lab-07-chatgpt-mode-and-red-team/</w:t>
+        <w:t xml:space="preserve"> labs/lab-06-chatgpt-mode-and-red-team/</w:t>
       </w:r>
     </w:p>
     <w:p>
@@ -3714,7 +3714,7 @@
         <w:pStyle w:val="Heading3"/>
       </w:pPr>
       <w:r>
-        <w:t>Lab 8 — QA the Whole Site with @Computer Use · Slides 69–72</w:t>
+        <w:t>Lab 7 — QA the Whole Site with @Computer Use · Slides 69–72</w:t>
       </w:r>
     </w:p>
     <w:p>
@@ -3815,7 +3815,7 @@
         <w:rPr>
           <w:b w:val="0"/>
         </w:rPr>
-        <w:t xml:space="preserve"> labs/lab-08-qa-with-computer-use/</w:t>
+        <w:t xml:space="preserve"> labs/lab-07-qa-with-computer-use/</w:t>
       </w:r>
     </w:p>
     <w:p>
@@ -3875,7 +3875,7 @@
         <w:pStyle w:val="Heading3"/>
       </w:pPr>
       <w:r>
-        <w:t>Lab 9 — Install Community Skills from skills.sh · Slides 80–85</w:t>
+        <w:t>Lab 8 — Install Community Skills from skills.sh · Slides 80–85</w:t>
       </w:r>
     </w:p>
     <w:p>
@@ -3976,7 +3976,7 @@
         <w:rPr>
           <w:b w:val="0"/>
         </w:rPr>
-        <w:t xml:space="preserve"> labs/lab-09-skills-from-skills-sh/</w:t>
+        <w:t xml:space="preserve"> labs/lab-08-skills-from-skills-sh/</w:t>
       </w:r>
     </w:p>
     <w:p>
@@ -3984,7 +3984,7 @@
         <w:pStyle w:val="Heading3"/>
       </w:pPr>
       <w:r>
-        <w:t>Lab 10 — Create Custom Codex Skills · Slides 88–93</w:t>
+        <w:t>Lab 9 — Create Custom Codex Skills · Slides 88–93</w:t>
       </w:r>
     </w:p>
     <w:p>
@@ -4085,7 +4085,7 @@
         <w:rPr>
           <w:b w:val="0"/>
         </w:rPr>
-        <w:t xml:space="preserve"> labs/lab-10-custom-codex-skills/</w:t>
+        <w:t xml:space="preserve"> labs/lab-09-custom-codex-skills/</w:t>
       </w:r>
     </w:p>
     <w:p>
@@ -4093,7 +4093,7 @@
         <w:pStyle w:val="Heading3"/>
       </w:pPr>
       <w:r>
-        <w:t>Lab 11 — A Workshop Popup and a Hook That Checks Every Edit · Slides 98–102</w:t>
+        <w:t>Lab 10 — A Workshop Popup and a Hook That Checks Every Edit · Slides 98–102</w:t>
       </w:r>
     </w:p>
     <w:p>
@@ -4194,7 +4194,7 @@
         <w:rPr>
           <w:b w:val="0"/>
         </w:rPr>
-        <w:t xml:space="preserve"> labs/lab-11-workshop-popup-and-a-hook/</w:t>
+        <w:t xml:space="preserve"> labs/lab-10-workshop-popup-and-a-hook/</w:t>
       </w:r>
     </w:p>
     <w:p>
@@ -4213,7 +4213,7 @@
         <w:rPr>
           <w:b w:val="0"/>
         </w:rPr>
-        <w:t>Trainer: the v1.0 slide deck, this Lesson Plan, the Learner Guide, the lab pack (labs/, 10 folders: Labs 2–11) and the reference app.</w:t>
+        <w:t>Trainer: the v1.0 slide deck, this Lesson Plan, the Learner Guide, the lab pack (labs/, 10 folders: Labs 1–10) and the reference app.</w:t>
       </w:r>
     </w:p>
     <w:p>
@@ -4235,7 +4235,7 @@
         <w:rPr>
           <w:b w:val="0"/>
         </w:rPr>
-        <w:t>A spend-limited OpenAI API key issued by the trainer for Lab 7, revoked after class.</w:t>
+        <w:t>A spend-limited OpenAI API key issued by the trainer for Lab 6, revoked after class.</w:t>
       </w:r>
     </w:p>
     <w:p>
